--- a/Final Report Draft.docx
+++ b/Final Report Draft.docx
@@ -3152,17 +3152,12 @@
         <w:t xml:space="preserve"> = aᵀ · </w:t>
       </w:r>
       <w:proofErr w:type="spellStart"/>
-      <w:proofErr w:type="gramStart"/>
       <w:r>
         <w:t>LeakyReLU</w:t>
       </w:r>
       <w:proofErr w:type="spellEnd"/>
       <w:r>
-        <w:t>(</w:t>
-      </w:r>
-      <w:proofErr w:type="gramEnd"/>
-      <w:r>
-        <w:t>W[</w:t>
+        <w:t>(W[</w:t>
       </w:r>
       <w:proofErr w:type="spellStart"/>
       <w:r>
@@ -3674,6 +3669,11 @@
           <w:bCs/>
         </w:rPr>
         <w:t>: Precision, recall, and F1-score on held-out graphs; recall is the priority metric, since a missed outlier is an unflagged traceability gap.</w:t>
+      </w:r>
+    </w:p>
+    <w:p>
+      <w:r>
+        <w:t>This figure reports precision, recall, and F1 score for all five architectures. We use these rather than accuracy because outlier edges are rare, which means accuracy can stay high even when the model catches few of them. Recall is the most important metric for this problem: a missed outlier is a traceability gap that goes unflagged, which is the failure the project is meant to prevent, so ideally recall would approach 1.0. The best recall we observed was 0.50 (GAT), precision peaked at 0.31 (SAGE), and GCN gave the best overall balance with an F1 of 0.34 — leaving clear room to improve. Two findings were unexpected. First, GAT outperformed GATv2 (recall 0.50 vs. 0.27); we had expected the more dynamic attention in GATv2 to help, but it may instead be hindering performance, which we will investigate further. Second, GCN outperformed RGCN (F1 0.34 vs. 0.29), which is surprising, since GCN is blind to edge type while RGCN trains on the different edge types directly. We do not yet have a clear explanation and will carry this into the final paper.</w:t>
       </w:r>
     </w:p>
     <w:p>
@@ -3981,39 +3981,24 @@
         </w:rPr>
         <w:annotationRef/>
       </w:r>
-      <w:proofErr w:type="gramStart"/>
-      <w:r>
-        <w:t>  Provide</w:t>
-      </w:r>
-      <w:proofErr w:type="gramEnd"/>
-      <w:r>
-        <w:t xml:space="preserve"> background information on the field, and motivation for the project.  </w:t>
+      <w:r>
+        <w:t xml:space="preserve">  Provide background information on the field, and motivation for the project.  </w:t>
       </w:r>
     </w:p>
     <w:p>
       <w:pPr>
         <w:pStyle w:val="CommentText"/>
       </w:pPr>
-      <w:proofErr w:type="gramStart"/>
-      <w:r>
-        <w:t>  Give</w:t>
-      </w:r>
-      <w:proofErr w:type="gramEnd"/>
-      <w:r>
-        <w:t xml:space="preserve"> a short summary of what your goals were and what you tried or accomplished, which will be expanded on in the rest of the report.  </w:t>
+      <w:r>
+        <w:t xml:space="preserve">  Give a short summary of what your goals were and what you tried or accomplished, which will be expanded on in the rest of the report.  </w:t>
       </w:r>
     </w:p>
     <w:p>
       <w:pPr>
         <w:pStyle w:val="CommentText"/>
       </w:pPr>
-      <w:proofErr w:type="gramStart"/>
-      <w:r>
-        <w:t>  Either</w:t>
-      </w:r>
-      <w:proofErr w:type="gramEnd"/>
-      <w:r>
-        <w:t xml:space="preserve"> here or later in the report, discuss ethical considerations around general approaches similar to your project. This should include both potential benefits and risks. </w:t>
+      <w:r>
+        <w:t>  Either here or later in the report, discuss ethical considerations around general approaches similar to your project. This should include both potential benefits and risks. </w:t>
       </w:r>
     </w:p>
   </w:comment>
@@ -4028,39 +4013,24 @@
         </w:rPr>
         <w:annotationRef/>
       </w:r>
-      <w:proofErr w:type="gramStart"/>
-      <w:r>
-        <w:t>  Use</w:t>
-      </w:r>
-      <w:proofErr w:type="gramEnd"/>
-      <w:r>
-        <w:t xml:space="preserve"> this section to get your audience up to speed on key technical concepts, and demonstrate to the teaching team that you truly understand the AI/ML algorithms you have been implementing.   </w:t>
+      <w:r>
+        <w:t xml:space="preserve">  Use this section to get your audience up to speed on key technical concepts, and demonstrate to the teaching team that you truly understand the AI/ML algorithms you have been implementing.   </w:t>
       </w:r>
     </w:p>
     <w:p>
       <w:pPr>
         <w:pStyle w:val="CommentText"/>
       </w:pPr>
-      <w:proofErr w:type="gramStart"/>
-      <w:r>
-        <w:t>  Give</w:t>
-      </w:r>
-      <w:proofErr w:type="gramEnd"/>
-      <w:r>
-        <w:t xml:space="preserve"> readers context of how the technical background connects to the methods and goals of your project.  </w:t>
+      <w:r>
+        <w:t xml:space="preserve">  Give readers context of how the technical background connects to the methods and goals of your project.  </w:t>
       </w:r>
     </w:p>
     <w:p>
       <w:pPr>
         <w:pStyle w:val="CommentText"/>
       </w:pPr>
-      <w:proofErr w:type="gramStart"/>
-      <w:r>
-        <w:t>  If</w:t>
-      </w:r>
-      <w:proofErr w:type="gramEnd"/>
-      <w:r>
-        <w:t xml:space="preserve"> this section has a lot of math, consider including a nomenclature section (glossary) at the beginning or end of your report. </w:t>
+      <w:r>
+        <w:t>  If this section has a lot of math, consider including a nomenclature section (glossary) at the beginning or end of your report. </w:t>
       </w:r>
     </w:p>
   </w:comment>
@@ -4091,39 +4061,24 @@
         </w:rPr>
         <w:annotationRef/>
       </w:r>
-      <w:proofErr w:type="gramStart"/>
-      <w:r>
-        <w:t>  Describe</w:t>
-      </w:r>
-      <w:proofErr w:type="gramEnd"/>
-      <w:r>
-        <w:t xml:space="preserve"> the methods you used, including approaches that worked, and those that didn’t work out.  </w:t>
+      <w:r>
+        <w:t xml:space="preserve">  Describe the methods you used, including approaches that worked, and those that didn’t work out.  </w:t>
       </w:r>
     </w:p>
     <w:p>
       <w:pPr>
         <w:pStyle w:val="CommentText"/>
       </w:pPr>
-      <w:proofErr w:type="gramStart"/>
-      <w:r>
-        <w:t>  Methods</w:t>
-      </w:r>
-      <w:proofErr w:type="gramEnd"/>
-      <w:r>
-        <w:t xml:space="preserve"> sections can be dry and confusing: give some context for how these specific methods relate to your goals and results, to keep the reader oriented. Your goal is to be concise, while also providing all the necessary information for someone to replicate your work, even if they don't have access to your code.  </w:t>
+      <w:r>
+        <w:t xml:space="preserve">  Methods sections can be dry and confusing: give some context for how these specific methods relate to your goals and results, to keep the reader oriented. Your goal is to be concise, while also providing all the necessary information for someone to replicate your work, even if they don't have access to your code.  </w:t>
       </w:r>
     </w:p>
     <w:p>
       <w:pPr>
         <w:pStyle w:val="CommentText"/>
       </w:pPr>
-      <w:proofErr w:type="gramStart"/>
-      <w:r>
-        <w:t>  Provide</w:t>
-      </w:r>
-      <w:proofErr w:type="gramEnd"/>
-      <w:r>
-        <w:t xml:space="preserve"> the names of any software packages used, including version. </w:t>
+      <w:r>
+        <w:t>  Provide the names of any software packages used, including version. </w:t>
       </w:r>
     </w:p>
   </w:comment>
@@ -4138,39 +4093,24 @@
         </w:rPr>
         <w:annotationRef/>
       </w:r>
-      <w:proofErr w:type="gramStart"/>
-      <w:r>
-        <w:t>  What</w:t>
-      </w:r>
-      <w:proofErr w:type="gramEnd"/>
-      <w:r>
-        <w:t xml:space="preserve"> goes in this section will depend quite a bit on how far you got in your implementation, but should have a strong connection to your goals and your methods.  </w:t>
+      <w:r>
+        <w:t xml:space="preserve">  What goes in this section will depend quite a bit on how far you got in your implementation, but should have a strong connection to your goals and your methods.  </w:t>
       </w:r>
     </w:p>
     <w:p>
       <w:pPr>
         <w:pStyle w:val="CommentText"/>
       </w:pPr>
-      <w:proofErr w:type="gramStart"/>
-      <w:r>
-        <w:t>  Display</w:t>
-      </w:r>
-      <w:proofErr w:type="gramEnd"/>
-      <w:r>
-        <w:t xml:space="preserve"> your results. Depending on your project, you will likely need 2-5 figures (graphs, tables, annotated images). Use tables sparingly; plots are a better choice if you are interested in trends.  </w:t>
+      <w:r>
+        <w:t xml:space="preserve">  Display your results. Depending on your project, you will likely need 2-5 figures (graphs, tables, annotated images). Use tables sparingly; plots are a better choice if you are interested in trends.  </w:t>
       </w:r>
     </w:p>
     <w:p>
       <w:pPr>
         <w:pStyle w:val="CommentText"/>
       </w:pPr>
-      <w:proofErr w:type="gramStart"/>
-      <w:r>
-        <w:t>  Remember</w:t>
-      </w:r>
-      <w:proofErr w:type="gramEnd"/>
-      <w:r>
-        <w:t xml:space="preserve"> that people who are skimming through papers and reports may look at figures but not read the text, so it’s worth spending some extra time to clearly display your main results and write descriptive captions. </w:t>
+      <w:r>
+        <w:t>  Remember that people who are skimming through papers and reports may look at figures but not read the text, so it’s worth spending some extra time to clearly display your main results and write descriptive captions. </w:t>
       </w:r>
     </w:p>
   </w:comment>
